--- a/klagomål/A 54304-2022 FSC-klagomål.docx
+++ b/klagomål/A 54304-2022 FSC-klagomål.docx
@@ -1250,7 +1250,7 @@
     <w:r>
       <w:tab/>
       <w:tab/>
-      <w:t>2026-09-14</w:t>
+      <w:t>2026-09-15</w:t>
       <w:br/>
       <w:br/>
     </w:r>

--- a/klagomål/A 54304-2022 FSC-klagomål.docx
+++ b/klagomål/A 54304-2022 FSC-klagomål.docx
@@ -1250,7 +1250,7 @@
     <w:r>
       <w:tab/>
       <w:tab/>
-      <w:t>2026-09-15</w:t>
+      <w:t>2026-09-16</w:t>
       <w:br/>
       <w:br/>
     </w:r>

--- a/klagomål/A 54304-2022 FSC-klagomål.docx
+++ b/klagomål/A 54304-2022 FSC-klagomål.docx
@@ -1250,7 +1250,7 @@
     <w:r>
       <w:tab/>
       <w:tab/>
-      <w:t>2026-09-16</w:t>
+      <w:t>2026-09-17</w:t>
       <w:br/>
       <w:br/>
     </w:r>

--- a/klagomål/A 54304-2022 FSC-klagomål.docx
+++ b/klagomål/A 54304-2022 FSC-klagomål.docx
@@ -1250,7 +1250,7 @@
     <w:r>
       <w:tab/>
       <w:tab/>
-      <w:t>2026-09-17</w:t>
+      <w:t>2026-09-18</w:t>
       <w:br/>
       <w:br/>
     </w:r>

--- a/klagomål/A 54304-2022 FSC-klagomål.docx
+++ b/klagomål/A 54304-2022 FSC-klagomål.docx
@@ -1250,7 +1250,7 @@
     <w:r>
       <w:tab/>
       <w:tab/>
-      <w:t>2026-09-18</w:t>
+      <w:t>2026-09-19</w:t>
       <w:br/>
       <w:br/>
     </w:r>

--- a/klagomål/A 54304-2022 FSC-klagomål.docx
+++ b/klagomål/A 54304-2022 FSC-klagomål.docx
@@ -1250,7 +1250,7 @@
     <w:r>
       <w:tab/>
       <w:tab/>
-      <w:t>2026-09-19</w:t>
+      <w:t>2026-09-21</w:t>
       <w:br/>
       <w:br/>
     </w:r>

--- a/klagomål/A 54304-2022 FSC-klagomål.docx
+++ b/klagomål/A 54304-2022 FSC-klagomål.docx
@@ -1250,7 +1250,7 @@
     <w:r>
       <w:tab/>
       <w:tab/>
-      <w:t>2026-09-21</w:t>
+      <w:t>2026-09-23</w:t>
       <w:br/>
       <w:br/>
     </w:r>

--- a/klagomål/A 54304-2022 FSC-klagomål.docx
+++ b/klagomål/A 54304-2022 FSC-klagomål.docx
@@ -1250,7 +1250,7 @@
     <w:r>
       <w:tab/>
       <w:tab/>
-      <w:t>2026-09-23</w:t>
+      <w:t>2026-09-24</w:t>
       <w:br/>
       <w:br/>
     </w:r>

--- a/klagomål/A 54304-2022 FSC-klagomål.docx
+++ b/klagomål/A 54304-2022 FSC-klagomål.docx
@@ -1250,7 +1250,7 @@
     <w:r>
       <w:tab/>
       <w:tab/>
-      <w:t>2026-09-24</w:t>
+      <w:t>2026-09-25</w:t>
       <w:br/>
       <w:br/>
     </w:r>

--- a/klagomål/A 54304-2022 FSC-klagomål.docx
+++ b/klagomål/A 54304-2022 FSC-klagomål.docx
@@ -1250,7 +1250,7 @@
     <w:r>
       <w:tab/>
       <w:tab/>
-      <w:t>2026-09-25</w:t>
+      <w:t>2026-09-26</w:t>
       <w:br/>
       <w:br/>
     </w:r>

--- a/klagomål/A 54304-2022 FSC-klagomål.docx
+++ b/klagomål/A 54304-2022 FSC-klagomål.docx
@@ -1250,7 +1250,7 @@
     <w:r>
       <w:tab/>
       <w:tab/>
-      <w:t>2026-09-26</w:t>
+      <w:t>2026-09-27</w:t>
       <w:br/>
       <w:br/>
     </w:r>

--- a/klagomål/A 54304-2022 FSC-klagomål.docx
+++ b/klagomål/A 54304-2022 FSC-klagomål.docx
@@ -1250,7 +1250,7 @@
     <w:r>
       <w:tab/>
       <w:tab/>
-      <w:t>2026-09-27</w:t>
+      <w:t>2026-09-28</w:t>
       <w:br/>
       <w:br/>
     </w:r>

--- a/klagomål/A 54304-2022 FSC-klagomål.docx
+++ b/klagomål/A 54304-2022 FSC-klagomål.docx
@@ -1250,7 +1250,7 @@
     <w:r>
       <w:tab/>
       <w:tab/>
-      <w:t>2026-09-28</w:t>
+      <w:t>2026-09-29</w:t>
       <w:br/>
       <w:br/>
     </w:r>

--- a/klagomål/A 54304-2022 FSC-klagomål.docx
+++ b/klagomål/A 54304-2022 FSC-klagomål.docx
@@ -1250,7 +1250,7 @@
     <w:r>
       <w:tab/>
       <w:tab/>
-      <w:t>2026-09-29</w:t>
+      <w:t>2026-09-30</w:t>
       <w:br/>
       <w:br/>
     </w:r>

--- a/klagomål/A 54304-2022 FSC-klagomål.docx
+++ b/klagomål/A 54304-2022 FSC-klagomål.docx
@@ -1250,7 +1250,7 @@
     <w:r>
       <w:tab/>
       <w:tab/>
-      <w:t>2026-09-30</w:t>
+      <w:t>2026-10-01</w:t>
       <w:br/>
       <w:br/>
     </w:r>

--- a/klagomål/A 54304-2022 FSC-klagomål.docx
+++ b/klagomål/A 54304-2022 FSC-klagomål.docx
@@ -221,7 +221,7 @@
     </w:p>
     <w:p>
       <w:r>
-        <w:t>I och inom 22 meter från avverkningsanmälan finns fynd av 10 naturvårdsarter, varav 4 är rödlistade, 7 är fridlysta, 6 är typiska (T) och 2 är signalarter (S): dropptaggsvamp (NT, T), duvhök (NT, §4), entita (NT, T, §4), talltita (NT, §4), björksplintborre (S), bronshjon (S, T), spillkråka (T, §4), tjäder (T, §4), tofsmes (T, §4) och orre (§4). Se Figur 1.</w:t>
+        <w:t>I och inom 22 meter från avverkningsanmälan finns fynd av 12 naturvårdsarter, varav 5 är rödlistade, 9 är fridlysta, 6 är typiska (T) och 2 är signalarter (S): brunlångöra (NT, §4a), dropptaggsvamp (NT, T), duvhök (NT, §4), entita (NT, T, §4), talltita (NT, §4), björksplintborre (S), bronshjon (S, T), spillkråka (T, §4), tjäder (T, §4), tofsmes (T, §4), orre (§4) och vattenfladdermus (§4a). Se Figur 1.</w:t>
       </w:r>
     </w:p>
     <w:p>
@@ -252,6 +252,35 @@
         <w:rPr>
           <w:b/>
         </w:rPr>
+        <w:t>Brunlångöra (NT, §4a)</w:t>
+      </w:r>
+      <w:r>
+        <w:t xml:space="preserve"> omfattas av bilaga 4 EU:s art- och habitatdirektiv vilket innebär att arten och dess livsmiljöer är strikt skyddade. Brunlångöra förekommer framförallt inne i relativt tät skog men födosöker också i trädgårdar, parker och hagar. Den har minskat med 17,5 (5–30) % under de senaste 21 åren och minskningstakten för den svenska populationen bedöms vara nära gränsvärdet för Sårbar (VU). (A2bc). Brunlångöra är typisk art för </w:t>
+      </w:r>
+      <w:r>
+        <w:rPr>
+          <w:i/>
+        </w:rPr>
+        <w:t>8310 Grottor</w:t>
+      </w:r>
+      <w:r>
+        <w:t xml:space="preserve"> och </w:t>
+      </w:r>
+      <w:r>
+        <w:rPr>
+          <w:i/>
+        </w:rPr>
+        <w:t>8330</w:t>
+      </w:r>
+      <w:r>
+        <w:t xml:space="preserve"> (SLU Artdatabanken, 2024).</w:t>
+      </w:r>
+    </w:p>
+    <w:p>
+      <w:r>
+        <w:rPr>
+          <w:b/>
+        </w:rPr>
         <w:t>Dropptaggsvamp (NT)</w:t>
       </w:r>
       <w:r>
@@ -416,6 +445,35 @@
       </w:r>
       <w:r>
         <w:t>(SLU Artdatabanken, 2025).</w:t>
+      </w:r>
+    </w:p>
+    <w:p>
+      <w:r>
+        <w:rPr>
+          <w:b/>
+        </w:rPr>
+        <w:t>Vattenfladdermus (§4a)</w:t>
+      </w:r>
+      <w:r>
+        <w:t xml:space="preserve"> omfattas av bilaga 4 EU:s art- och habitatdirektiv vilket innebär ett strikt skydd där arten och dess livsmiljöer ska bevaras. Arten förekommer mest vid vatten, vid både sjöar och vattendrag där den födosöker antingen tätt ovanför vattenytan eller i strandskog. Kolonin kan ligga ganska långt från vatten och den kan ibland jaga i skog flera kilometer från vatten. För vattenfladdermusen bör framförallt åtgärder planeras och vidtas i strandnära områden. Sumpskog och hålträd behöver bevaras och återskapas. Gamla träd med grov bark, skador, håligheter eller döda delar bör lämnas och yngre träd (efterträdare) tillåtas finnas kvar och åldras för att säkra framtida förekomst av lämpliga yngelmiljöer. Övervintringsplatser måste skyddas effektivt från störningar. Vattenfladdermus är typisk art för </w:t>
+      </w:r>
+      <w:r>
+        <w:rPr>
+          <w:i/>
+        </w:rPr>
+        <w:t>8310 Grottor</w:t>
+      </w:r>
+      <w:r>
+        <w:t xml:space="preserve"> och </w:t>
+      </w:r>
+      <w:r>
+        <w:rPr>
+          <w:i/>
+        </w:rPr>
+        <w:t>8330 Havsgrottor</w:t>
+      </w:r>
+      <w:r>
+        <w:t xml:space="preserve"> (SLU Artdatabanken, 2025).</w:t>
       </w:r>
     </w:p>
     <w:p>
@@ -524,7 +582,7 @@
         <w:rPr>
           <w:i/>
         </w:rPr>
-        <w:t>I det avverkningsanmälda skogsområdet har 10 naturvårdsarter varav 4 rödlistade arter sina livsmiljöer och växtplatser.</w:t>
+        <w:t>I det avverkningsanmälda skogsområdet har 12 naturvårdsarter varav 5 rödlistade arter sina livsmiljöer och växtplatser.</w:t>
       </w:r>
     </w:p>
     <w:p>
@@ -722,6 +780,69 @@
       </w:pPr>
       <w:r>
         <w:t>BILAGA 1 – Fridlysta arter</w:t>
+      </w:r>
+    </w:p>
+    <w:p>
+      <w:pPr>
+        <w:pStyle w:val="Heading1"/>
+      </w:pPr>
+      <w:r>
+        <w:t>Brunlångöra – ekologi samt krav på livsmiljön</w:t>
+      </w:r>
+    </w:p>
+    <w:p>
+      <w:r>
+        <w:t>Brunlångöra (NT, §4a) omfattas av bilaga 4 EU:s art- och habitatdirektiv vilket innebär ett strikt skydd för arten och dess livsmiljöer. Den har minskat med 17,5 (5–30) % under de senaste 21 åren och minskningstakten för den svenska populationen bedöms vara nära gränsvärdet för Sårbar (VU). (A2bc) (SLU Artdatabanken, 2024).</w:t>
+      </w:r>
+    </w:p>
+    <w:p>
+      <w:r>
+        <w:t>Brunlångöra förekommer framförallt inne i relativt tät skog men födosöker också runt hus, i parker, trädgårdar och hagar. Arten har ett mycket karakteristiskt jaktbeteende då den flyger tätt intill vegetationen så som träd och buskar eller lågt över marken där den plockar insekter och spindlar direkt från blad, grenar och grässtrån. Arten kan till och med ryttla, stå stilla i luften med fladdrande vingar. Kolonierna finns ofta i stora byggnader som kyrkor, lador och magasin. Arten påverkas negativt av belysning, och en kraftig minskning har observerats på ett antal koloniplatser i södra Sverige (SLU Artdatabanken, 2024).</w:t>
+      </w:r>
+    </w:p>
+    <w:p>
+      <w:r>
+        <w:t xml:space="preserve">Den viktigaste faktorn för om fladdermössen ska kunna leva i ett område är tillgången på föda i form av nattaktiva insekter. Ett bra hemområde måste erbjuda god födotillgång under hela aktivitetsperioden. Åtgärder som bevarar och gynnar en hög insektsproduktion är därför centrala. I ett varierat landskap med hög andel äldre lövträd, småvatten, sumpskogar, öppna våtmarker, ängar och betesmarker avlöser olika insektsgrupper varandra vilket gör att det hela tiden finns tillräckligt med föda. Brunlångöra är typisk art för </w:t>
+      </w:r>
+      <w:r>
+        <w:rPr>
+          <w:i/>
+        </w:rPr>
+        <w:t>8310 Grottor</w:t>
+      </w:r>
+      <w:r>
+        <w:t xml:space="preserve"> och </w:t>
+      </w:r>
+      <w:r>
+        <w:rPr>
+          <w:i/>
+        </w:rPr>
+        <w:t>8330 Havsgrottor</w:t>
+      </w:r>
+      <w:r>
+        <w:t xml:space="preserve"> (SLU Artdatabanken, 2024).</w:t>
+      </w:r>
+    </w:p>
+    <w:p>
+      <w:pPr>
+        <w:pStyle w:val="Heading2"/>
+      </w:pPr>
+      <w:r>
+        <w:t>Referenser – brunlångöra</w:t>
+      </w:r>
+    </w:p>
+    <w:p>
+      <w:r>
+        <w:t>SLU Artdatabanken, 2024.</w:t>
+      </w:r>
+      <w:r>
+        <w:rPr>
+          <w:i/>
+        </w:rPr>
+        <w:t xml:space="preserve"> Artfakta: brunlångöra (Plecotus auritus). </w:t>
+      </w:r>
+      <w:r>
+        <w:t>https://artfakta.se/taxa/206002</w:t>
       </w:r>
     </w:p>
     <w:p>
@@ -1250,7 +1371,7 @@
     <w:r>
       <w:tab/>
       <w:tab/>
-      <w:t>2026-10-01</w:t>
+      <w:t>2026-10-02</w:t>
       <w:br/>
       <w:br/>
     </w:r>

--- a/klagomål/A 54304-2022 FSC-klagomål.docx
+++ b/klagomål/A 54304-2022 FSC-klagomål.docx
@@ -1371,7 +1371,7 @@
     <w:r>
       <w:tab/>
       <w:tab/>
-      <w:t>2026-10-02</w:t>
+      <w:t>2026-10-03</w:t>
       <w:br/>
       <w:br/>
     </w:r>

--- a/klagomål/A 54304-2022 FSC-klagomål.docx
+++ b/klagomål/A 54304-2022 FSC-klagomål.docx
@@ -1371,7 +1371,7 @@
     <w:r>
       <w:tab/>
       <w:tab/>
-      <w:t>2026-10-03</w:t>
+      <w:t>2026-10-04</w:t>
       <w:br/>
       <w:br/>
     </w:r>

--- a/klagomål/A 54304-2022 FSC-klagomål.docx
+++ b/klagomål/A 54304-2022 FSC-klagomål.docx
@@ -1371,7 +1371,7 @@
     <w:r>
       <w:tab/>
       <w:tab/>
-      <w:t>2026-10-04</w:t>
+      <w:t>2026-10-05</w:t>
       <w:br/>
       <w:br/>
     </w:r>

--- a/klagomål/A 54304-2022 FSC-klagomål.docx
+++ b/klagomål/A 54304-2022 FSC-klagomål.docx
@@ -1371,7 +1371,7 @@
     <w:r>
       <w:tab/>
       <w:tab/>
-      <w:t>2026-10-05</w:t>
+      <w:t>2026-10-06</w:t>
       <w:br/>
       <w:br/>
     </w:r>

--- a/klagomål/A 54304-2022 FSC-klagomål.docx
+++ b/klagomål/A 54304-2022 FSC-klagomål.docx
@@ -1371,7 +1371,7 @@
     <w:r>
       <w:tab/>
       <w:tab/>
-      <w:t>2026-10-06</w:t>
+      <w:t>2026-10-07</w:t>
       <w:br/>
       <w:br/>
     </w:r>

--- a/klagomål/A 54304-2022 FSC-klagomål.docx
+++ b/klagomål/A 54304-2022 FSC-klagomål.docx
@@ -1371,7 +1371,7 @@
     <w:r>
       <w:tab/>
       <w:tab/>
-      <w:t>2026-10-07</w:t>
+      <w:t>2026-10-08</w:t>
       <w:br/>
       <w:br/>
     </w:r>

--- a/klagomål/A 54304-2022 FSC-klagomål.docx
+++ b/klagomål/A 54304-2022 FSC-klagomål.docx
@@ -1371,7 +1371,7 @@
     <w:r>
       <w:tab/>
       <w:tab/>
-      <w:t>2026-10-08</w:t>
+      <w:t>2026-10-09</w:t>
       <w:br/>
       <w:br/>
     </w:r>

--- a/klagomål/A 54304-2022 FSC-klagomål.docx
+++ b/klagomål/A 54304-2022 FSC-klagomål.docx
@@ -1371,7 +1371,7 @@
     <w:r>
       <w:tab/>
       <w:tab/>
-      <w:t>2026-10-09</w:t>
+      <w:t>2026-10-10</w:t>
       <w:br/>
       <w:br/>
     </w:r>

--- a/klagomål/A 54304-2022 FSC-klagomål.docx
+++ b/klagomål/A 54304-2022 FSC-klagomål.docx
@@ -1371,7 +1371,7 @@
     <w:r>
       <w:tab/>
       <w:tab/>
-      <w:t>2026-10-10</w:t>
+      <w:t>2026-10-11</w:t>
       <w:br/>
       <w:br/>
     </w:r>

--- a/klagomål/A 54304-2022 FSC-klagomål.docx
+++ b/klagomål/A 54304-2022 FSC-klagomål.docx
@@ -1371,7 +1371,7 @@
     <w:r>
       <w:tab/>
       <w:tab/>
-      <w:t>2026-10-11</w:t>
+      <w:t>2026-10-12</w:t>
       <w:br/>
       <w:br/>
     </w:r>

--- a/klagomål/A 54304-2022 FSC-klagomål.docx
+++ b/klagomål/A 54304-2022 FSC-klagomål.docx
@@ -1371,7 +1371,7 @@
     <w:r>
       <w:tab/>
       <w:tab/>
-      <w:t>2026-10-12</w:t>
+      <w:t>2026-10-13</w:t>
       <w:br/>
       <w:br/>
     </w:r>

--- a/klagomål/A 54304-2022 FSC-klagomål.docx
+++ b/klagomål/A 54304-2022 FSC-klagomål.docx
@@ -1371,7 +1371,7 @@
     <w:r>
       <w:tab/>
       <w:tab/>
-      <w:t>2026-10-13</w:t>
+      <w:t>2026-10-14</w:t>
       <w:br/>
       <w:br/>
     </w:r>

--- a/klagomål/A 54304-2022 FSC-klagomål.docx
+++ b/klagomål/A 54304-2022 FSC-klagomål.docx
@@ -1371,7 +1371,7 @@
     <w:r>
       <w:tab/>
       <w:tab/>
-      <w:t>2026-10-14</w:t>
+      <w:t>2026-10-15</w:t>
       <w:br/>
       <w:br/>
     </w:r>

--- a/klagomål/A 54304-2022 FSC-klagomål.docx
+++ b/klagomål/A 54304-2022 FSC-klagomål.docx
@@ -1371,7 +1371,7 @@
     <w:r>
       <w:tab/>
       <w:tab/>
-      <w:t>2026-10-15</w:t>
+      <w:t>2026-10-16</w:t>
       <w:br/>
       <w:br/>
     </w:r>

--- a/klagomål/A 54304-2022 FSC-klagomål.docx
+++ b/klagomål/A 54304-2022 FSC-klagomål.docx
@@ -1371,7 +1371,7 @@
     <w:r>
       <w:tab/>
       <w:tab/>
-      <w:t>2026-10-16</w:t>
+      <w:t>2026-10-17</w:t>
       <w:br/>
       <w:br/>
     </w:r>

--- a/klagomål/A 54304-2022 FSC-klagomål.docx
+++ b/klagomål/A 54304-2022 FSC-klagomål.docx
@@ -1371,7 +1371,7 @@
     <w:r>
       <w:tab/>
       <w:tab/>
-      <w:t>2026-10-17</w:t>
+      <w:t>2026-10-18</w:t>
       <w:br/>
       <w:br/>
     </w:r>

--- a/klagomål/A 54304-2022 FSC-klagomål.docx
+++ b/klagomål/A 54304-2022 FSC-klagomål.docx
@@ -1371,7 +1371,7 @@
     <w:r>
       <w:tab/>
       <w:tab/>
-      <w:t>2026-10-18</w:t>
+      <w:t>2026-10-19</w:t>
       <w:br/>
       <w:br/>
     </w:r>

--- a/klagomål/A 54304-2022 FSC-klagomål.docx
+++ b/klagomål/A 54304-2022 FSC-klagomål.docx
@@ -1371,7 +1371,7 @@
     <w:r>
       <w:tab/>
       <w:tab/>
-      <w:t>2026-10-19</w:t>
+      <w:t>2026-10-20</w:t>
       <w:br/>
       <w:br/>
     </w:r>

--- a/klagomål/A 54304-2022 FSC-klagomål.docx
+++ b/klagomål/A 54304-2022 FSC-klagomål.docx
@@ -1371,7 +1371,7 @@
     <w:r>
       <w:tab/>
       <w:tab/>
-      <w:t>2026-10-20</w:t>
+      <w:t>2026-10-21</w:t>
       <w:br/>
       <w:br/>
     </w:r>

--- a/klagomål/A 54304-2022 FSC-klagomål.docx
+++ b/klagomål/A 54304-2022 FSC-klagomål.docx
@@ -1371,7 +1371,7 @@
     <w:r>
       <w:tab/>
       <w:tab/>
-      <w:t>2026-10-21</w:t>
+      <w:t>2026-10-22</w:t>
       <w:br/>
       <w:br/>
     </w:r>

--- a/klagomål/A 54304-2022 FSC-klagomål.docx
+++ b/klagomål/A 54304-2022 FSC-klagomål.docx
@@ -1371,7 +1371,7 @@
     <w:r>
       <w:tab/>
       <w:tab/>
-      <w:t>2026-10-22</w:t>
+      <w:t>2026-10-23</w:t>
       <w:br/>
       <w:br/>
     </w:r>

--- a/klagomål/A 54304-2022 FSC-klagomål.docx
+++ b/klagomål/A 54304-2022 FSC-klagomål.docx
@@ -1371,7 +1371,7 @@
     <w:r>
       <w:tab/>
       <w:tab/>
-      <w:t>2026-10-23</w:t>
+      <w:t>2026-10-24</w:t>
       <w:br/>
       <w:br/>
     </w:r>

--- a/klagomål/A 54304-2022 FSC-klagomål.docx
+++ b/klagomål/A 54304-2022 FSC-klagomål.docx
@@ -1371,7 +1371,7 @@
     <w:r>
       <w:tab/>
       <w:tab/>
-      <w:t>2026-10-24</w:t>
+      <w:t>2026-10-25</w:t>
       <w:br/>
       <w:br/>
     </w:r>

--- a/klagomål/A 54304-2022 FSC-klagomål.docx
+++ b/klagomål/A 54304-2022 FSC-klagomål.docx
@@ -1371,7 +1371,7 @@
     <w:r>
       <w:tab/>
       <w:tab/>
-      <w:t>2026-10-25</w:t>
+      <w:t>2026-10-26</w:t>
       <w:br/>
       <w:br/>
     </w:r>

--- a/klagomål/A 54304-2022 FSC-klagomål.docx
+++ b/klagomål/A 54304-2022 FSC-klagomål.docx
@@ -1371,7 +1371,7 @@
     <w:r>
       <w:tab/>
       <w:tab/>
-      <w:t>2026-10-26</w:t>
+      <w:t>2026-10-27</w:t>
       <w:br/>
       <w:br/>
     </w:r>

--- a/klagomål/A 54304-2022 FSC-klagomål.docx
+++ b/klagomål/A 54304-2022 FSC-klagomål.docx
@@ -1371,7 +1371,7 @@
     <w:r>
       <w:tab/>
       <w:tab/>
-      <w:t>2026-10-27</w:t>
+      <w:t>2026-10-28</w:t>
       <w:br/>
       <w:br/>
     </w:r>

--- a/klagomål/A 54304-2022 FSC-klagomål.docx
+++ b/klagomål/A 54304-2022 FSC-klagomål.docx
@@ -1371,7 +1371,7 @@
     <w:r>
       <w:tab/>
       <w:tab/>
-      <w:t>2026-10-28</w:t>
+      <w:t>2026-10-29</w:t>
       <w:br/>
       <w:br/>
     </w:r>

--- a/klagomål/A 54304-2022 FSC-klagomål.docx
+++ b/klagomål/A 54304-2022 FSC-klagomål.docx
@@ -1371,7 +1371,7 @@
     <w:r>
       <w:tab/>
       <w:tab/>
-      <w:t>2026-10-29</w:t>
+      <w:t>2026-10-31</w:t>
       <w:br/>
       <w:br/>
     </w:r>
